--- a/rus/docx/18.content.docx
+++ b/rus/docx/18.content.docx
@@ -11,6 +11,15 @@
         <w:pStyle w:val="Heading2"/>
       </w:pPr>
       <w:r>
+        <w:t>Resource: Заметки к учебнику (Тиндейл)</w:t>
+      </w:r>
+      <w:r/>
+    </w:p>
+    <w:p>
+      <w:pPr>
+        <w:pStyle w:val="Heading2"/>
+      </w:pPr>
+      <w:r>
         <w:t>License Information</w:t>
       </w:r>
       <w:r/>
@@ -21,7 +30,7 @@
         <w:rPr>
           <w:b/>
         </w:rPr>
-        <w:t>Study Notes (Tyndale)</w:t>
+        <w:t>Заметки к учебнику (Тиндейл)</w:t>
       </w:r>
       <w:r>
         <w:t xml:space="preserve"> (Russian) is based on</w:t>
@@ -74,7 +83,7 @@
         <w:pStyle w:val="Heading1"/>
       </w:pPr>
       <w:r>
-        <w:t>Study Notes (Tyndale)</w:t>
+        <w:t>Заметки к учебнику (Тиндейл)</w:t>
       </w:r>
     </w:p>
     <w:p>
@@ -83,6 +92,51 @@
           <w:headerReference w:type="even" r:id="rId8"/>
           <w:headerReference w:type="default" r:id="rId9"/>
           <w:footerReference w:type="default" r:id="rId10"/>
+          <w:footnotePr>
+            <w:numRestart w:val="eachSect"/>
+          </w:footnotePr>
+          <w:type w:val="continuous"/>
+          <w:pgSz w:w="12240" w:h="15840" w:code="1"/>
+          <w:pgMar w:top="1440" w:right="1440" w:bottom="1440" w:left="1440" w:header="504" w:footer="504" w:gutter="0"/>
+          <w:cols w:space="708"/>
+          <w:titlePg/>
+          <w:docGrid w:linePitch="360"/>
+        </w:sectPr>
+      </w:pPr>
+    </w:p>
+    <w:p>
+      <w:r/>
+    </w:p>
+    <w:p>
+      <w:pPr>
+        <w:pStyle w:val="Heading2"/>
+      </w:pPr>
+      <w:r>
+        <w:t>JOB</w:t>
+      </w:r>
+      <w:r/>
+    </w:p>
+    <w:p>
+      <w:r/>
+      <w:r>
+        <w:rPr>
+          <w:i/>
+        </w:rPr>
+        <w:t>Иов 1:1, Иов 1:1–2:13, Иов 1:2–3, Иов 1:5, Иов 1:6–7, Иов 1:8, Иов 1:9–11, Иов 1:10, Иов 1:11–12, Иов 1:13–19, Иов 1:15, Иов 1:16, Иов 1:19, Иов 1:20, Иов 2:1–3, Иов 2:3, Иов 2:5, Иов 2:6, Иов 2:7, Иов 2:8, Иов 2:9, Иов 2:10, Иов 2:11, Иов 2:12, Иов 2:13, Иов 3:1–10, Иов 3:1–26, Иов 3:5, Иов 3:8, Иов 3:9, Иов 3:10, Иов 3:11–24, Иов 3:14, Иов 3:15, Иов 3:20, Иов 3:21, Иов 4:1–2, Иов 4:1–14:22, Иов 4:3–4, Иов 4:7, Иов 4:8, Иова 4:9, Иов 4:12–16, Иов 4:13, Иов 4:14, Иов 4:15, Иов 4:17, Иов 4:18–21, Иов 4:21, Иов 5:1, Иов 5:4, Иов 5:8, Иов 5:9–10, Иов 5:9–16, Иов 5:13, Иов 5:17, Иов 5:19–26, Иов 5:24, Иов 5:25, Иов 6:1–7:21, Иов 6:3–4, Иов 6:6, Иов 6:9, Иов 6:14–27, Иов 6:19, Иов 6:27, Иов 6:30, Иов 7:1, Иов 7:2, Иов 7:3, Иов 7:5, Иов 7:6–21, Иов 7:7, Иов 7:8, Иов 7:9, Иов 7:11, Иов 7:12, Иов 7:13–14, Иов 7:16, Иов 7:17–18, Иов 7:19, Иов 7:20, Иов 8:1, Иов 8:2, Иов 8:3–4, Иов 8:7, Иов 8:8–10, Иов 8:9, Иов 8:11, Иов 8:12–13, Иов 8:16–17, Иов 9:1–35, Иов 9:3, Иов 9:5–6, Иов 9:9, Иов 9:13, Иов 9:17, Иов 9:21, Иов 9:28, Иов 9:30, Иов 9:31, Иов 9:32–33, Иов 10:8–11, Иов 10:20–22, Иов 11:1, Иов 11:2–3, Иов 11:4, Иов 11:5–6, Иов 11:7, Иов 11:13–14, Иов 12:1–14:22, Иов 12:7–8, Иов 12:7–9, Иов 12:9, Иов 12:11, Иов 12:12, Иов 12:17, Иов 12:18, Иов 12:19, Иов 12:21, Иов 12:22, Иов 12:23–24, Иов 12:25, Иов 13:1–2, Иов 13:7–10, Иов 13:12, Иов 13:20–21, Иов 13:22–23, Иов 13:24, Иов 13:25, Иов 14:1–2, Иов 14:3, Иов 14:12, Иов 14:13, Иов 14:16, Иов 14:17, Иов 14:22, Иов 15:1–21:34, Иов 15:2–3, Иов 15:6, Иов 15:7–8, Иов 15:8, Иов 15:9–10, Иов 15:12, Иов 15:14, Иов 15:15, Иов 15:17–19, Иов 15:20–35, Иов 15:21, Иов 15:22, Иов 15:23, Иов 15:25, Иов 15:30, Иов 15:34, Иов 16:4, Иов 16:7, Иов 16:9–10, Иов 16:12, Иов 16:13, Иов 16:14, Иова 16:15, Иов 16:17, Иов 16:18, Иов 16:18–22, Иов 16:19–21, Иов 17:1, Иов 17:2, Иов 17:3–5, Иов 17:6, Иов 17:8–9, Иов 17:10–16, Иов 17:13, Иову 17:14, Иов 17:16, Иов 18:2–3, Иов 18:5, Иов 18:7, Иов 18:8–10, Иов 18:11–13, Иов 18:13, Иов 18:15, Иов 18:17, Иов 18:19, Иов 18:20, Иов 18:21, Иов 19:3, Иов 19:6, Иов 19:7, Иов 19:8, Иов 19:9, Иов 19:17, Иов 19:19, Иов 19:20, Иов 19:21, Иов 19:22, Иов 19:23, Иов 19:25, Иов 19:26, Иов 19:27, Иов 19:29, Иов 20:7, Иов 20:10, Иов 20:14–16, Иов 20:17, Иов 20:20, Иов 20:24, Иов 20:25, Иов 20:26, Иов 20:27, Иов 21:2, Иов 21:6, Иов 21:8, Иов 21:17, Иов 21:19, Иов 21:22, Иов 21:24, Иов 21:25, Иов 21:26, Иов 21:28, Иов 21:33, Иов 21:34, Иов 22:1–26:14, Иов 22:2–3, Иов 22:6, Иов 22:9, Иов 22:12–14, Иов 22:18, Иов 22:19–20, Иов 22:22, Иов 22:23, Иова 22:24, Иов 22:25, Иов 22:27, Иов 22:29, Иов 23:2, Иов 23:4, Иов 23:6–7, Иов 23:10, Иов 23:13–14, Иов 23:15–17, Иов 24:1, Иов 24:2, Иов 24:2–17, Иова 24:3, Иов 24:6, Иов 24:7, Иов 24:9, Иов 24:11, Иов 24:12, Иов 24:18–24, Иов 25:4, Иов 26:2, Иов 26:4, Иов 26:5–6, Иов 26:7, Иов 26:10, Иов 26:11, Иов 26:12, Иов 26:13, Иов 27:1, Иов 27:2, Иов 27:5–6, Иов 27:9–23, Иов 28:1–28, Иов 28:5, Иов 28:13, Иов 28:16–19, Иов 28:23–27, Иов 28:28, Иов 29:1–31:40, Иов 29:2, Иов 29:7, Иов 29:14, Иов 29:16, Иов 29:18, Иов 29:25, Иов 30:2–3, Иов 30:5–6, Иов 30:9, Иов 30:10, Иов 30:12–14, Иов 30:15, Иов 30:18, Иов 30:19, Иов 30:20–21, Иова 30:22, Иов 30:28, Иов 30:29, Иов 30:30, Иов 31:1, Иов 31:1–40, Иов 31:5–8, Иов 31:9–10, Иов 31:11, Иов 31:12, Иов 31:13–15, Иов 31:21, Иов 31:22–23, Иов 31:24, Иов 31:25, Иов 31:26, Иов 31:26–28, Иов 31:27, Иов 31:28, Иов 31:29–30, Иов 31:31–32, Иов 31:35, Иов 31:36, Иов 31:37, Иов 31:38, Иов 31:40, Иов 32:1, Иов 32:1–37:24, Иов 32:2, Иов 32:4–7, Иов 32:8–9, Иов 32:15–16, Иов 32:18–20, Иов 33:1, Иов 33:5, Иов 33:7, Иов 33:9, Иов 33:11, Иов 33:13, Иов 33:15, Иов 33:18, Иов 33:22, Иов 33:23, Иов 33:24, Иов 33:26, Иов 33:32, Иов 34:3–4, Иов 34:5–6, Иов 34:6, Иов 34:9, Иов 34:10–15, Иов 34:11, Иов 34:17, Иов 34:19, Иов 34:22, Иов 34:23, Иов 34:24, Иов 34:26, Иов 34:31, Иов 34:36, Иов 35:4–8, Иов 35:15–16, Иов 35:16, Иов 36:4, Иов 36:7, Иов 36:11, Иов 36:12, Иов 36:31, Иов 37:2, Иов 37:7, Иов 37:13, Иов 37:17, Иов 37:20, Иов 37:22, Иов 37:23, Иов 38:1–3, Иов 38:1–39:35, Иов 38:1- 42:6, Иов 38:2, Иов 38:7, Иов 38:10–11, Иов 38:14, Иов 38:21, Иов 38:22–23, Иов 38:24–27, Иов 38:36, Иов 39:5–7, Иов 39:9–12, Иов 39:13–18, Иов 39:14–16, Иов 39:18, Иов 39:24, Иов 39:30, Иов 39:31–32, Иов 39:33–35, Иов 39:34, Иов 39:35, Иов 40:1–2, Иов 40:3, Иов 40:6–7, Иов 40:10–19, Иов 40:20, Иов 42:1–6, Иов 42:5, Иов 42:7, Иов 42:8–9, Иов 42:10, Иов 42:11, Иов 42:12, Иов 42:14, Иов 42:15, Иов 42:16, Иов 42:17</w:t>
+      </w:r>
+      <w:r/>
+    </w:p>
+    <w:p>
+      <w:r/>
+      <w:r>
+        <w:t xml:space="preserve"> </w:t>
+      </w:r>
+      <w:r/>
+      <w:r/>
+    </w:p>
+    <w:p>
+      <w:pPr>
+        <w:sectPr>
           <w:footnotePr>
             <w:numRestart w:val="eachSect"/>
           </w:footnotePr>

--- a/rus/docx/18.content.docx
+++ b/rus/docx/18.content.docx
@@ -163,13 +163,6 @@
         <w:rPr>
           <w:lang w:val="ru_RU" w:bidi="ru_RU"/>
         </w:rPr>
-      </w:r>
-      <w:r>
-        <w:rPr>
-          <w:i/>
-          <w:lang w:val="ru_RU" w:bidi="ru_RU"/>
-        </w:rPr>
-        <w:t>Иов 1:1, Иов 1:1–2:13, Иов 1:2–3, Иов 1:5, Иов 1:6–7, Иов 1:8, Иов 1:9–11, Иов 1:10, Иов 1:11–12, Иов 1:13–19, Иов 1:15, Иов 1:16, Иов 1:19, Иов 1:20, Иов 2:1–3, Иов 2:3, Иов 2:5, Иов 2:6, Иов 2:7, Иов 2:8, Иов 2:9, Иов 2:10, Иов 2:11, Иов 2:12, Иов 2:13, Иов 3:1–10, Иов 3:1–26, Иов 3:5, Иов 3:8, Иов 3:9, Иов 3:10, Иов 3:11–24, Иов 3:14, Иов 3:15, Иов 3:20, Иов 3:21, Иов 4:1–2, Иов 4:1–14:22, Иов 4:3–4, Иов 4:7, Иов 4:8, Иова 4:9, Иов 4:12–16, Иов 4:13, Иов 4:14, Иов 4:15, Иов 4:17, Иов 4:18–21, Иов 4:21, Иов 5:1, Иов 5:4, Иов 5:8, Иов 5:9–10, Иов 5:9–16, Иов 5:13, Иов 5:17, Иов 5:19–26, Иов 5:24, Иов 5:25, Иов 6:1–7:21, Иов 6:3–4, Иов 6:6, Иов 6:9, Иов 6:14–27, Иов 6:19, Иов 6:27, Иов 6:30, Иов 7:1, Иов 7:2, Иов 7:3, Иов 7:5, Иов 7:6–21, Иов 7:7, Иов 7:8, Иов 7:9, Иов 7:11, Иов 7:12, Иов 7:13–14, Иов 7:16, Иов 7:17–18, Иов 7:19, Иов 7:20, Иов 8:1, Иов 8:2, Иов 8:3–4, Иов 8:7, Иов 8:8–10, Иов 8:9, Иов 8:11, Иов 8:12–13, Иов 8:16–17, Иов 9:1–35, Иов 9:3, Иов 9:5–6, Иов 9:9, Иов 9:13, Иов 9:17, Иов 9:21, Иов 9:28, Иов 9:30, Иов 9:31, Иов 9:32–33, Иов 10:8–11, Иов 10:20–22, Иов 11:1, Иов 11:2–3, Иов 11:4, Иов 11:5–6, Иов 11:7, Иов 11:13–14, Иов 12:1–14:22, Иов 12:7–8, Иов 12:7–9, Иов 12:9, Иов 12:11, Иов 12:12, Иов 12:17, Иов 12:18, Иов 12:19, Иов 12:21, Иов 12:22, Иов 12:23–24, Иов 12:25, Иов 13:1–2, Иов 13:7–10, Иов 13:12, Иов 13:20–21, Иов 13:22–23, Иов 13:24, Иов 13:25, Иов 14:1–2, Иов 14:3, Иов 14:12, Иов 14:13, Иов 14:16, Иов 14:17, Иов 14:22, Иов 15:1–21:34, Иов 15:2–3, Иов 15:6, Иов 15:7–8, Иов 15:8, Иов 15:9–10, Иов 15:12, Иов 15:14, Иов 15:15, Иов 15:17–19, Иов 15:20–35, Иов 15:21, Иов 15:22, Иов 15:23, Иов 15:25, Иов 15:30, Иов 15:34, Иов 16:4, Иов 16:7, Иов 16:9–10, Иов 16:12, Иов 16:13, Иов 16:14, Иова 16:15, Иов 16:17, Иов 16:18, Иов 16:18–22, Иов 16:19–21, Иов 17:1, Иов 17:2, Иов 17:3–5, Иов 17:6, Иов 17:8–9, Иов 17:10–16, Иов 17:13, Иову 17:14, Иов 17:16, Иов 18:2–3, Иов 18:5, Иов 18:7, Иов 18:8–10, Иов 18:11–13, Иов 18:13, Иов 18:15, Иов 18:17, Иов 18:19, Иов 18:20, Иов 18:21, Иов 19:3, Иов 19:6, Иов 19:7, Иов 19:8, Иов 19:9, Иов 19:17, Иов 19:19, Иов 19:20, Иов 19:21, Иов 19:22, Иов 19:23, Иов 19:25, Иов 19:26, Иов 19:27, Иов 19:29, Иов 20:7, Иов 20:10, Иов 20:14–16, Иов 20:17, Иов 20:20, Иов 20:24, Иов 20:25, Иов 20:26, Иов 20:27, Иов 21:2, Иов 21:6, Иов 21:8, Иов 21:17, Иов 21:19, Иов 21:22, Иов 21:24, Иов 21:25, Иов 21:26, Иов 21:28, Иов 21:33, Иов 21:34, Иов 22:1–26:14, Иов 22:2–3, Иов 22:6, Иов 22:9, Иов 22:12–14, Иов 22:18, Иов 22:19–20, Иов 22:22, Иов 22:23, Иова 22:24, Иов 22:25, Иов 22:27, Иов 22:29, Иов 23:2, Иов 23:4, Иов 23:6–7, Иов 23:10, Иов 23:13–14, Иов 23:15–17, Иов 24:1, Иов 24:2, Иов 24:2–17, Иова 24:3, Иов 24:6, Иов 24:7, Иов 24:9, Иов 24:11, Иов 24:12, Иов 24:18–24, Иов 25:4, Иов 26:2, Иов 26:4, Иов 26:5–6, Иов 26:7, Иов 26:10, Иов 26:11, Иов 26:12, Иов 26:13, Иов 27:1, Иов 27:2, Иов 27:5–6, Иов 27:9–23, Иов 28:1–28, Иов 28:5, Иов 28:13, Иов 28:16–19, Иов 28:23–27, Иов 28:28, Иов 29:1–31:40, Иов 29:2, Иов 29:7, Иов 29:14, Иов 29:16, Иов 29:18, Иов 29:25, Иов 30:2–3, Иов 30:5–6, Иов 30:9, Иов 30:10, Иов 30:12–14, Иов 30:15, Иов 30:18, Иов 30:19, Иов 30:20–21, Иова 30:22, Иов 30:28, Иов 30:29, Иов 30:30, Иов 31:1, Иов 31:1–40, Иов 31:5–8, Иов 31:9–10, Иов 31:11, Иов 31:12, Иов 31:13–15, Иов 31:21, Иов 31:22–23, Иов 31:24, Иов 31:25, Иов 31:26, Иов 31:26–28, Иов 31:27, Иов 31:28, Иов 31:29–30, Иов 31:31–32, Иов 31:35, Иов 31:36, Иов 31:37, Иов 31:38, Иов 31:40, Иов 32:1, Иов 32:1–37:24, Иов 32:2, Иов 32:4–7, Иов 32:8–9, Иов 32:15–16, Иов 32:18–20, Иов 33:1, Иов 33:5, Иов 33:7, Иов 33:9, Иов 33:11, Иов 33:13, Иов 33:15, Иов 33:18, Иов 33:22, Иов 33:23, Иов 33:24, Иов 33:26, Иов 33:32, Иов 34:3–4, Иов 34:5–6, Иов 34:6, Иов 34:9, Иов 34:10–15, Иов 34:11, Иов 34:17, Иов 34:19, Иов 34:22, Иов 34:23, Иов 34:24, Иов 34:26, Иов 34:31, Иов 34:36, Иов 35:4–8, Иов 35:15–16, Иов 35:16, Иов 36:4, Иов 36:7, Иов 36:11, Иов 36:12, Иов 36:31, Иов 37:2, Иов 37:7, Иов 37:13, Иов 37:17, Иов 37:20, Иов 37:22, Иов 37:23, Иов 38:1–3, Иов 38:1–39:35, Иов 38:1- 42:6, Иов 38:2, Иов 38:7, Иов 38:10–11, Иов 38:14, Иов 38:21, Иов 38:22–23, Иов 38:24–27, Иов 38:36, Иов 39:5–7, Иов 39:9–12, Иов 39:13–18, Иов 39:14–16, Иов 39:18, Иов 39:24, Иов 39:30, Иов 39:31–32, Иов 39:33–35, Иов 39:34, Иов 39:35, Иов 40:1–2, Иов 40:3, Иов 40:6–7, Иов 40:10–19, Иов 40:20, Иов 42:1–6, Иов 42:5, Иов 42:7, Иов 42:8–9, Иов 42:10, Иов 42:11, Иов 42:12, Иов 42:14, Иов 42:15, Иов 42:16, Иов 42:17</w:t>
       </w:r>
       <w:r>
         <w:rPr>

--- a/rus/docx/18.content.docx
+++ b/rus/docx/18.content.docx
@@ -150,19 +150,6 @@
           <w:lang w:val="ru_RU" w:bidi="ru_RU"/>
         </w:rPr>
         <w:t>JOB</w:t>
-      </w:r>
-      <w:r>
-        <w:rPr>
-          <w:lang w:val="ru_RU" w:bidi="ru_RU"/>
-        </w:rPr>
-      </w:r>
-    </w:p>
-    <w:p>
-      <w:pPr/>
-      <w:r>
-        <w:rPr>
-          <w:lang w:val="ru_RU" w:bidi="ru_RU"/>
-        </w:rPr>
       </w:r>
       <w:r>
         <w:rPr>

--- a/rus/docx/18.content.docx
+++ b/rus/docx/18.content.docx
@@ -19,7 +19,7 @@
         <w:rPr>
           <w:lang w:val="ru_RU" w:bidi="ru_RU"/>
         </w:rPr>
-        <w:t>Resource: Заметки к учебнику (Тиндейл)</w:t>
+        <w:t>Resource: Tyndale Open Study Notes</w:t>
       </w:r>
       <w:r>
         <w:rPr>
@@ -112,7 +112,7 @@
         <w:rPr>
           <w:lang w:val="ru_RU" w:bidi="ru_RU"/>
         </w:rPr>
-        <w:t>Заметки к учебнику (Тиндейл)</w:t>
+        <w:t>Tyndale Open Study Notes</w:t>
       </w:r>
     </w:p>
     <w:p>

--- a/rus/docx/18.content.docx
+++ b/rus/docx/18.content.docx
@@ -19,7 +19,7 @@
         <w:rPr>
           <w:lang w:val="ru_RU" w:bidi="ru_RU"/>
         </w:rPr>
-        <w:t>Resource: Tyndale Open Study Notes</w:t>
+        <w:t>Resource: Aquifer Open Study Notes</w:t>
       </w:r>
       <w:r>
         <w:rPr>
@@ -112,7 +112,7 @@
         <w:rPr>
           <w:lang w:val="ru_RU" w:bidi="ru_RU"/>
         </w:rPr>
-        <w:t>Tyndale Open Study Notes</w:t>
+        <w:t>Aquifer Open Study Notes</w:t>
       </w:r>
     </w:p>
     <w:p>
